--- a/Autonomous_Multi_Agent_Investment_Research_Report.docx
+++ b/Autonomous_Multi_Agent_Investment_Research_Report.docx
@@ -1812,7 +1812,7 @@
           <wp:inline distB="0" distT="0" distL="114300" distR="114300">
             <wp:extent cx="5715000" cy="6873017"/>
             <wp:effectExtent b="0" l="0" r="0" t="0"/>
-            <wp:docPr id="6" name="image1.png"/>
+            <wp:docPr id="7" name="image1.png"/>
             <a:graphic>
               <a:graphicData uri="http://schemas.openxmlformats.org/drawingml/2006/picture">
                 <pic:pic>
@@ -6277,6 +6277,112 @@
     </w:p>
     <w:p>
       <w:pPr>
+        <w:pBdr>
+          <w:top w:color="000000" w:space="0" w:sz="0" w:val="none"/>
+          <w:left w:color="000000" w:space="0" w:sz="0" w:val="none"/>
+          <w:bottom w:color="000000" w:space="0" w:sz="0" w:val="none"/>
+          <w:right w:color="000000" w:space="0" w:sz="0" w:val="none"/>
+          <w:between w:color="000000" w:space="0" w:sz="0" w:val="none"/>
+        </w:pBdr>
+        <w:spacing w:after="0" w:lineRule="auto"/>
+        <w:rPr/>
+      </w:pPr>
+      <w:r>
+        <w:rPr/>
+        <w:drawing>
+          <wp:inline distB="114300" distT="114300" distL="114300" distR="114300">
+            <wp:extent cx="6400800" cy="1651000"/>
+            <wp:effectExtent b="0" l="0" r="0" t="0"/>
+            <wp:docPr id="6" name="image3.png"/>
+            <a:graphic>
+              <a:graphicData uri="http://schemas.openxmlformats.org/drawingml/2006/picture">
+                <pic:pic>
+                  <pic:nvPicPr>
+                    <pic:cNvPr id="0" name="image3.png"/>
+                    <pic:cNvPicPr preferRelativeResize="0"/>
+                  </pic:nvPicPr>
+                  <pic:blipFill>
+                    <a:blip r:embed="rId8"/>
+                    <a:srcRect b="0" l="0" r="0" t="0"/>
+                    <a:stretch>
+                      <a:fillRect/>
+                    </a:stretch>
+                  </pic:blipFill>
+                  <pic:spPr>
+                    <a:xfrm>
+                      <a:off x="0" y="0"/>
+                      <a:ext cx="6400800" cy="1651000"/>
+                    </a:xfrm>
+                    <a:prstGeom prst="rect"/>
+                    <a:ln/>
+                  </pic:spPr>
+                </pic:pic>
+              </a:graphicData>
+            </a:graphic>
+          </wp:inline>
+        </w:drawing>
+      </w:r>
+      <w:r>
+        <w:rPr>
+          <w:rtl w:val="0"/>
+        </w:rPr>
+      </w:r>
+    </w:p>
+    <w:p>
+      <w:pPr>
+        <w:pBdr>
+          <w:top w:color="000000" w:space="0" w:sz="0" w:val="none"/>
+          <w:left w:color="000000" w:space="0" w:sz="0" w:val="none"/>
+          <w:bottom w:color="000000" w:space="0" w:sz="0" w:val="none"/>
+          <w:right w:color="000000" w:space="0" w:sz="0" w:val="none"/>
+          <w:between w:color="000000" w:space="0" w:sz="0" w:val="none"/>
+        </w:pBdr>
+        <w:spacing w:after="0" w:lineRule="auto"/>
+        <w:rPr/>
+      </w:pPr>
+      <w:r>
+        <w:rPr/>
+        <w:drawing>
+          <wp:inline distB="114300" distT="114300" distL="114300" distR="114300">
+            <wp:extent cx="6400800" cy="1562100"/>
+            <wp:effectExtent b="0" l="0" r="0" t="0"/>
+            <wp:docPr id="8" name="image2.png"/>
+            <a:graphic>
+              <a:graphicData uri="http://schemas.openxmlformats.org/drawingml/2006/picture">
+                <pic:pic>
+                  <pic:nvPicPr>
+                    <pic:cNvPr id="0" name="image2.png"/>
+                    <pic:cNvPicPr preferRelativeResize="0"/>
+                  </pic:nvPicPr>
+                  <pic:blipFill>
+                    <a:blip r:embed="rId9"/>
+                    <a:srcRect b="0" l="0" r="0" t="0"/>
+                    <a:stretch>
+                      <a:fillRect/>
+                    </a:stretch>
+                  </pic:blipFill>
+                  <pic:spPr>
+                    <a:xfrm>
+                      <a:off x="0" y="0"/>
+                      <a:ext cx="6400800" cy="1562100"/>
+                    </a:xfrm>
+                    <a:prstGeom prst="rect"/>
+                    <a:ln/>
+                  </pic:spPr>
+                </pic:pic>
+              </a:graphicData>
+            </a:graphic>
+          </wp:inline>
+        </w:drawing>
+      </w:r>
+      <w:r>
+        <w:rPr>
+          <w:rtl w:val="0"/>
+        </w:rPr>
+      </w:r>
+    </w:p>
+    <w:p>
+      <w:pPr>
         <w:pStyle w:val="Heading1"/>
         <w:rPr/>
       </w:pPr>
@@ -7414,32 +7520,13 @@
         <w:spacing w:after="0" w:before="0" w:line="276" w:lineRule="auto"/>
         <w:ind w:right="0"/>
         <w:jc w:val="left"/>
-        <w:rPr>
-          <w:rFonts w:ascii="Aptos" w:cs="Aptos" w:eastAsia="Aptos" w:hAnsi="Aptos"/>
-          <w:b w:val="0"/>
-          <w:bCs w:val="0"/>
-          <w:i w:val="0"/>
-          <w:iCs w:val="0"/>
-          <w:smallCaps w:val="0"/>
-          <w:strike w:val="0"/>
-          <w:color w:val="000000"/>
-          <w:sz w:val="20"/>
-          <w:szCs w:val="20"/>
-          <w:u w:val="none"/>
-          <w:shd w:fill="auto" w:val="clear"/>
-          <w:vertAlign w:val="baseline"/>
-        </w:rPr>
+        <w:rPr/>
       </w:pPr>
       <w:r>
         <w:rPr>
           <w:rtl w:val="0"/>
         </w:rPr>
         <w:t xml:space="preserve">The notebook documents that clearing the cache fixed an issue where no news articles appeared. On the next AAPL run, it retrieved and analyzed 25 articles, and the News &amp; Sentiment section was populated. This shows that caching can reduce repeated work, but stale cached data may also hide changes in source availability or configuration.</w:t>
-      </w:r>
-      <w:r>
-        <w:rPr>
-          <w:rtl w:val="0"/>
-        </w:rPr>
       </w:r>
     </w:p>
     <w:p>
@@ -7985,8 +8072,8 @@
       </w:r>
     </w:p>
     <w:sectPr>
-      <w:headerReference r:id="rId8" w:type="default"/>
-      <w:footerReference r:id="rId9" w:type="default"/>
+      <w:headerReference r:id="rId10" w:type="default"/>
+      <w:footerReference r:id="rId11" w:type="default"/>
       <w:pgSz w:h="15840" w:w="12240" w:orient="portrait"/>
       <w:pgMar w:bottom="936" w:top="936" w:left="1080" w:right="1080" w:header="720" w:footer="720"/>
       <w:pgNumType w:start="1"/>
